--- a/dss5202/notes/dss5202-proposed-team-members.docx
+++ b/dss5202/notes/dss5202-proposed-team-members.docx
@@ -1,6 +1,6 @@
 
 <file path=word/document.xml><?xml version="1.0" encoding="utf-8"?>
-<w:document xmlns:wpc="http://schemas.microsoft.com/office/word/2010/wordprocessingCanvas" xmlns:cx="http://schemas.microsoft.com/office/drawing/2014/chartex" xmlns:cx1="http://schemas.microsoft.com/office/drawing/2015/9/8/chartex" xmlns:cx2="http://schemas.microsoft.com/office/drawing/2015/10/21/chartex" xmlns:cx3="http://schemas.microsoft.com/office/drawing/2016/5/9/chartex" xmlns:cx4="http://schemas.microsoft.com/office/drawing/2016/5/10/chartex" xmlns:cx5="http://schemas.microsoft.com/office/drawing/2016/5/11/chartex" xmlns:cx6="http://schemas.microsoft.com/office/drawing/2016/5/12/chartex" xmlns:cx7="http://schemas.microsoft.com/office/drawing/2016/5/13/chartex" xmlns:cx8="http://schemas.microsoft.com/office/drawing/2016/5/14/chartex" xmlns:mc="http://schemas.openxmlformats.org/markup-compatibility/2006" xmlns:aink="http://schemas.microsoft.com/office/drawing/2016/ink" xmlns:am3d="http://schemas.microsoft.com/office/drawing/2017/model3d" xmlns:o="urn:schemas-microsoft-com:office:office" xmlns:oel="http://schemas.microsoft.com/office/2019/extlst" xmlns:r="http://schemas.openxmlformats.org/officeDocument/2006/relationships" xmlns:m="http://schemas.openxmlformats.org/officeDocument/2006/math" xmlns:v="urn:schemas-microsoft-com:vml" xmlns:wp14="http://schemas.microsoft.com/office/word/2010/wordprocessingDrawing" xmlns:wp="http://schemas.openxmlformats.org/drawingml/2006/wordprocessingDrawing" xmlns:w10="urn:schemas-microsoft-com:office:word" xmlns:w="http://schemas.openxmlformats.org/wordprocessingml/2006/main" xmlns:w14="http://schemas.microsoft.com/office/word/2010/wordml" xmlns:w15="http://schemas.microsoft.com/office/word/2012/wordml" xmlns:w16cex="http://schemas.microsoft.com/office/word/2018/wordml/cex" xmlns:w16cid="http://schemas.microsoft.com/office/word/2016/wordml/cid" xmlns:w16="http://schemas.microsoft.com/office/word/2018/wordml" xmlns:w16du="http://schemas.microsoft.com/office/word/2023/wordml/word16du" xmlns:w16sdtdh="http://schemas.microsoft.com/office/word/2020/wordml/sdtdatahash" xmlns:w16sdtfl="http://schemas.microsoft.com/office/word/2024/wordml/sdtformatlock" xmlns:w16se="http://schemas.microsoft.com/office/word/2015/wordml/symex" xmlns:wpg="http://schemas.microsoft.com/office/word/2010/wordprocessingGroup" xmlns:wpi="http://schemas.microsoft.com/office/word/2010/wordprocessingInk" xmlns:wne="http://schemas.microsoft.com/office/word/2006/wordml" xmlns:wps="http://schemas.microsoft.com/office/word/2010/wordprocessingShape" mc:Ignorable="w14 w15 w16se w16cid w16 w16cex w16sdtdh w16sdtfl w16du wp14">
+<w:document xmlns:wpc="http://schemas.microsoft.com/office/word/2010/wordprocessingCanvas" xmlns:cx="http://schemas.microsoft.com/office/drawing/2014/chartex" xmlns:cx1="http://schemas.microsoft.com/office/drawing/2015/9/8/chartex" xmlns:cx2="http://schemas.microsoft.com/office/drawing/2015/10/21/chartex" xmlns:cx3="http://schemas.microsoft.com/office/drawing/2016/5/9/chartex" xmlns:cx4="http://schemas.microsoft.com/office/drawing/2016/5/10/chartex" xmlns:cx5="http://schemas.microsoft.com/office/drawing/2016/5/11/chartex" xmlns:cx6="http://schemas.microsoft.com/office/drawing/2016/5/12/chartex" xmlns:cx7="http://schemas.microsoft.com/office/drawing/2016/5/13/chartex" xmlns:cx8="http://schemas.microsoft.com/office/drawing/2016/5/14/chartex" xmlns:mc="http://schemas.openxmlformats.org/markup-compatibility/2006" xmlns:aink="http://schemas.microsoft.com/office/drawing/2016/ink" xmlns:am3d="http://schemas.microsoft.com/office/drawing/2017/model3d" xmlns:o="urn:schemas-microsoft-com:office:office" xmlns:oel="http://schemas.microsoft.com/office/2019/extlst" xmlns:r="http://schemas.openxmlformats.org/officeDocument/2006/relationships" xmlns:m="http://schemas.openxmlformats.org/officeDocument/2006/math" xmlns:v="urn:schemas-microsoft-com:vml" xmlns:wp14="http://schemas.microsoft.com/office/word/2010/wordprocessingDrawing" xmlns:wp="http://schemas.openxmlformats.org/drawingml/2006/wordprocessingDrawing" xmlns:w10="urn:schemas-microsoft-com:office:word" xmlns:w="http://schemas.openxmlformats.org/wordprocessingml/2006/main" xmlns:w14="http://schemas.microsoft.com/office/word/2010/wordml" xmlns:w15="http://schemas.microsoft.com/office/word/2012/wordml" xmlns:w16cei="http://schemas.microsoft.com/office/word/2026/wordml/cei" xmlns:w16cex="http://schemas.microsoft.com/office/word/2018/wordml/cex" xmlns:w16cid="http://schemas.microsoft.com/office/word/2016/wordml/cid" xmlns:w16="http://schemas.microsoft.com/office/word/2018/wordml" xmlns:w16du="http://schemas.microsoft.com/office/word/2023/wordml/word16du" xmlns:w16sdtdh="http://schemas.microsoft.com/office/word/2020/wordml/sdtdatahash" xmlns:w16sdtfl="http://schemas.microsoft.com/office/word/2024/wordml/sdtformatlock" xmlns:w16se="http://schemas.microsoft.com/office/word/2015/wordml/symex" xmlns:wpg="http://schemas.microsoft.com/office/word/2010/wordprocessingGroup" xmlns:wpi="http://schemas.microsoft.com/office/word/2010/wordprocessingInk" xmlns:wne="http://schemas.microsoft.com/office/word/2006/wordml" xmlns:wps="http://schemas.microsoft.com/office/word/2010/wordprocessingShape" mc:Ignorable="w14 w15 w16se w16cid w16 w16cex w16sdtdh w16sdtfl w16du wp14">
   <w:body>
     <w:p/>
     <w:p>
@@ -54,7 +54,7 @@
       <w:tblPr>
         <w:tblStyle w:val="TableGrid"/>
         <w:tblW w:w="10170" w:type="dxa"/>
-        <w:tblInd w:w="-5" w:type="dxa"/>
+        <w:jc w:val="center"/>
         <w:tblLayout w:type="fixed"/>
         <w:tblLook w:val="04A0" w:firstRow="1" w:lastRow="0" w:firstColumn="1" w:lastColumn="0" w:noHBand="0" w:noVBand="1"/>
       </w:tblPr>
@@ -62,12 +62,13 @@
         <w:gridCol w:w="445"/>
         <w:gridCol w:w="2255"/>
         <w:gridCol w:w="2160"/>
-        <w:gridCol w:w="2790"/>
-        <w:gridCol w:w="2520"/>
+        <w:gridCol w:w="2695"/>
+        <w:gridCol w:w="2615"/>
       </w:tblGrid>
       <w:tr>
         <w:trPr>
-          <w:trHeight w:val="782"/>
+          <w:trHeight w:val="1061"/>
+          <w:jc w:val="center"/>
         </w:trPr>
         <w:tc>
           <w:tcPr>
@@ -95,6 +96,8 @@
               <w:jc w:val="center"/>
               <w:rPr>
                 <w:rFonts w:ascii="Arial" w:hAnsi="Arial" w:cs="Arial"/>
+                <w:b/>
+                <w:bCs/>
                 <w:sz w:val="20"/>
                 <w:szCs w:val="20"/>
               </w:rPr>
@@ -102,9 +105,21 @@
             <w:r>
               <w:rPr>
                 <w:rFonts w:ascii="Arial" w:hAnsi="Arial" w:cs="Arial"/>
+                <w:b/>
+                <w:bCs/>
                 <w:sz w:val="20"/>
                 <w:szCs w:val="20"/>
               </w:rPr>
+              <w:t xml:space="preserve">Full </w:t>
+            </w:r>
+            <w:r>
+              <w:rPr>
+                <w:rFonts w:ascii="Arial" w:hAnsi="Arial" w:cs="Arial"/>
+                <w:b/>
+                <w:bCs/>
+                <w:sz w:val="20"/>
+                <w:szCs w:val="20"/>
+              </w:rPr>
               <w:t>Name</w:t>
             </w:r>
           </w:p>
@@ -120,6 +135,8 @@
               <w:jc w:val="center"/>
               <w:rPr>
                 <w:rFonts w:ascii="Arial" w:hAnsi="Arial" w:cs="Arial"/>
+                <w:b/>
+                <w:bCs/>
                 <w:sz w:val="20"/>
                 <w:szCs w:val="20"/>
               </w:rPr>
@@ -127,6 +144,8 @@
             <w:r>
               <w:rPr>
                 <w:rFonts w:ascii="Arial" w:hAnsi="Arial" w:cs="Arial"/>
+                <w:b/>
+                <w:bCs/>
                 <w:sz w:val="20"/>
                 <w:szCs w:val="20"/>
               </w:rPr>
@@ -136,15 +155,17 @@
         </w:tc>
         <w:tc>
           <w:tcPr>
-            <w:tcW w:w="2790" w:type="dxa"/>
-            <w:vAlign w:val="center"/>
-          </w:tcPr>
-          <w:p>
-            <w:pPr>
-              <w:pStyle w:val="NoSpacing"/>
-              <w:jc w:val="center"/>
-              <w:rPr>
-                <w:rFonts w:ascii="Arial" w:hAnsi="Arial" w:cs="Arial"/>
+            <w:tcW w:w="2695" w:type="dxa"/>
+            <w:vAlign w:val="center"/>
+          </w:tcPr>
+          <w:p>
+            <w:pPr>
+              <w:pStyle w:val="NoSpacing"/>
+              <w:jc w:val="center"/>
+              <w:rPr>
+                <w:rFonts w:ascii="Arial" w:hAnsi="Arial" w:cs="Arial"/>
+                <w:b/>
+                <w:bCs/>
                 <w:sz w:val="20"/>
                 <w:szCs w:val="20"/>
               </w:rPr>
@@ -152,6 +173,8 @@
             <w:r>
               <w:rPr>
                 <w:rFonts w:ascii="Arial" w:hAnsi="Arial" w:cs="Arial"/>
+                <w:b/>
+                <w:bCs/>
                 <w:sz w:val="20"/>
                 <w:szCs w:val="20"/>
               </w:rPr>
@@ -160,6 +183,8 @@
             <w:r>
               <w:rPr>
                 <w:rFonts w:ascii="Arial" w:hAnsi="Arial" w:cs="Arial"/>
+                <w:b/>
+                <w:bCs/>
                 <w:sz w:val="20"/>
                 <w:szCs w:val="20"/>
               </w:rPr>
@@ -168,49 +193,37 @@
             <w:r>
               <w:rPr>
                 <w:rFonts w:ascii="Arial" w:hAnsi="Arial" w:cs="Arial"/>
+                <w:b/>
+                <w:bCs/>
                 <w:sz w:val="20"/>
                 <w:szCs w:val="20"/>
               </w:rPr>
-              <w:t xml:space="preserve"> (degree, major, </w:t>
+              <w:t xml:space="preserve"> or Major</w:t>
             </w:r>
-            <w:proofErr w:type="spellStart"/>
-            <w:r>
-              <w:rPr>
-                <w:rFonts w:ascii="Arial" w:hAnsi="Arial" w:cs="Arial"/>
+          </w:p>
+        </w:tc>
+        <w:tc>
+          <w:tcPr>
+            <w:tcW w:w="2615" w:type="dxa"/>
+            <w:vAlign w:val="center"/>
+          </w:tcPr>
+          <w:p>
+            <w:pPr>
+              <w:pStyle w:val="NoSpacing"/>
+              <w:jc w:val="center"/>
+              <w:rPr>
+                <w:rFonts w:ascii="Arial" w:hAnsi="Arial" w:cs="Arial"/>
+                <w:b/>
+                <w:bCs/>
                 <w:sz w:val="20"/>
                 <w:szCs w:val="20"/>
               </w:rPr>
-              <w:t>etc</w:t>
-            </w:r>
-            <w:proofErr w:type="spellEnd"/>
+            </w:pPr>
             <w:r>
               <w:rPr>
                 <w:rFonts w:ascii="Arial" w:hAnsi="Arial" w:cs="Arial"/>
-                <w:sz w:val="20"/>
-                <w:szCs w:val="20"/>
-              </w:rPr>
-              <w:t>)</w:t>
-            </w:r>
-          </w:p>
-        </w:tc>
-        <w:tc>
-          <w:tcPr>
-            <w:tcW w:w="2520" w:type="dxa"/>
-            <w:vAlign w:val="center"/>
-          </w:tcPr>
-          <w:p>
-            <w:pPr>
-              <w:pStyle w:val="NoSpacing"/>
-              <w:jc w:val="center"/>
-              <w:rPr>
-                <w:rFonts w:ascii="Arial" w:hAnsi="Arial" w:cs="Arial"/>
-                <w:sz w:val="20"/>
-                <w:szCs w:val="20"/>
-              </w:rPr>
-            </w:pPr>
-            <w:r>
-              <w:rPr>
-                <w:rFonts w:ascii="Arial" w:hAnsi="Arial" w:cs="Arial"/>
+                <w:b/>
+                <w:bCs/>
                 <w:sz w:val="20"/>
                 <w:szCs w:val="20"/>
               </w:rPr>
@@ -222,6 +235,7 @@
       <w:tr>
         <w:trPr>
           <w:trHeight w:val="636"/>
+          <w:jc w:val="center"/>
         </w:trPr>
         <w:tc>
           <w:tcPr>
@@ -267,36 +281,32 @@
           <w:p>
             <w:pPr>
               <w:pStyle w:val="NoSpacing"/>
-              <w:rPr>
-                <w:rFonts w:ascii="Arial" w:hAnsi="Arial" w:cs="Arial"/>
-              </w:rPr>
-            </w:pPr>
-            <w:r>
-              <w:rPr>
-                <w:rFonts w:ascii="Arial" w:hAnsi="Arial" w:cs="Arial"/>
-              </w:rPr>
-              <w:t xml:space="preserve">  A0</w:t>
-            </w:r>
-          </w:p>
-        </w:tc>
-        <w:tc>
-          <w:tcPr>
-            <w:tcW w:w="2790" w:type="dxa"/>
-            <w:vAlign w:val="center"/>
-          </w:tcPr>
-          <w:p>
-            <w:pPr>
-              <w:pStyle w:val="NoSpacing"/>
-              <w:jc w:val="center"/>
-              <w:rPr>
-                <w:rFonts w:ascii="Arial" w:hAnsi="Arial" w:cs="Arial"/>
-              </w:rPr>
-            </w:pPr>
-          </w:p>
-        </w:tc>
-        <w:tc>
-          <w:tcPr>
-            <w:tcW w:w="2520" w:type="dxa"/>
+              <w:jc w:val="center"/>
+              <w:rPr>
+                <w:rFonts w:ascii="Arial" w:hAnsi="Arial" w:cs="Arial"/>
+              </w:rPr>
+            </w:pPr>
+          </w:p>
+        </w:tc>
+        <w:tc>
+          <w:tcPr>
+            <w:tcW w:w="2695" w:type="dxa"/>
+            <w:vAlign w:val="center"/>
+          </w:tcPr>
+          <w:p>
+            <w:pPr>
+              <w:pStyle w:val="NoSpacing"/>
+              <w:jc w:val="center"/>
+              <w:rPr>
+                <w:rFonts w:ascii="Arial" w:hAnsi="Arial" w:cs="Arial"/>
+              </w:rPr>
+            </w:pPr>
+          </w:p>
+        </w:tc>
+        <w:tc>
+          <w:tcPr>
+            <w:tcW w:w="2615" w:type="dxa"/>
+            <w:vAlign w:val="center"/>
           </w:tcPr>
           <w:p>
             <w:pPr>
@@ -312,6 +322,7 @@
       <w:tr>
         <w:trPr>
           <w:trHeight w:val="636"/>
+          <w:jc w:val="center"/>
         </w:trPr>
         <w:tc>
           <w:tcPr>
@@ -366,22 +377,23 @@
         </w:tc>
         <w:tc>
           <w:tcPr>
-            <w:tcW w:w="2790" w:type="dxa"/>
-            <w:vAlign w:val="center"/>
-          </w:tcPr>
-          <w:p>
-            <w:pPr>
-              <w:pStyle w:val="NoSpacing"/>
-              <w:jc w:val="center"/>
-              <w:rPr>
-                <w:rFonts w:ascii="Arial" w:hAnsi="Arial" w:cs="Arial"/>
-              </w:rPr>
-            </w:pPr>
-          </w:p>
-        </w:tc>
-        <w:tc>
-          <w:tcPr>
-            <w:tcW w:w="2520" w:type="dxa"/>
+            <w:tcW w:w="2695" w:type="dxa"/>
+            <w:vAlign w:val="center"/>
+          </w:tcPr>
+          <w:p>
+            <w:pPr>
+              <w:pStyle w:val="NoSpacing"/>
+              <w:jc w:val="center"/>
+              <w:rPr>
+                <w:rFonts w:ascii="Arial" w:hAnsi="Arial" w:cs="Arial"/>
+              </w:rPr>
+            </w:pPr>
+          </w:p>
+        </w:tc>
+        <w:tc>
+          <w:tcPr>
+            <w:tcW w:w="2615" w:type="dxa"/>
+            <w:vAlign w:val="center"/>
           </w:tcPr>
           <w:p>
             <w:pPr>
@@ -397,6 +409,7 @@
       <w:tr>
         <w:trPr>
           <w:trHeight w:val="636"/>
+          <w:jc w:val="center"/>
         </w:trPr>
         <w:tc>
           <w:tcPr>
@@ -451,22 +464,23 @@
         </w:tc>
         <w:tc>
           <w:tcPr>
-            <w:tcW w:w="2790" w:type="dxa"/>
-            <w:vAlign w:val="center"/>
-          </w:tcPr>
-          <w:p>
-            <w:pPr>
-              <w:pStyle w:val="NoSpacing"/>
-              <w:jc w:val="center"/>
-              <w:rPr>
-                <w:rFonts w:ascii="Arial" w:hAnsi="Arial" w:cs="Arial"/>
-              </w:rPr>
-            </w:pPr>
-          </w:p>
-        </w:tc>
-        <w:tc>
-          <w:tcPr>
-            <w:tcW w:w="2520" w:type="dxa"/>
+            <w:tcW w:w="2695" w:type="dxa"/>
+            <w:vAlign w:val="center"/>
+          </w:tcPr>
+          <w:p>
+            <w:pPr>
+              <w:pStyle w:val="NoSpacing"/>
+              <w:jc w:val="center"/>
+              <w:rPr>
+                <w:rFonts w:ascii="Arial" w:hAnsi="Arial" w:cs="Arial"/>
+              </w:rPr>
+            </w:pPr>
+          </w:p>
+        </w:tc>
+        <w:tc>
+          <w:tcPr>
+            <w:tcW w:w="2615" w:type="dxa"/>
+            <w:vAlign w:val="center"/>
           </w:tcPr>
           <w:p>
             <w:pPr>
@@ -482,6 +496,7 @@
       <w:tr>
         <w:trPr>
           <w:trHeight w:val="636"/>
+          <w:jc w:val="center"/>
         </w:trPr>
         <w:tc>
           <w:tcPr>
@@ -536,22 +551,110 @@
         </w:tc>
         <w:tc>
           <w:tcPr>
-            <w:tcW w:w="2790" w:type="dxa"/>
-            <w:vAlign w:val="center"/>
-          </w:tcPr>
-          <w:p>
-            <w:pPr>
-              <w:pStyle w:val="NoSpacing"/>
-              <w:jc w:val="center"/>
-              <w:rPr>
-                <w:rFonts w:ascii="Arial" w:hAnsi="Arial" w:cs="Arial"/>
-              </w:rPr>
-            </w:pPr>
-          </w:p>
-        </w:tc>
-        <w:tc>
-          <w:tcPr>
-            <w:tcW w:w="2520" w:type="dxa"/>
+            <w:tcW w:w="2695" w:type="dxa"/>
+            <w:vAlign w:val="center"/>
+          </w:tcPr>
+          <w:p>
+            <w:pPr>
+              <w:pStyle w:val="NoSpacing"/>
+              <w:jc w:val="center"/>
+              <w:rPr>
+                <w:rFonts w:ascii="Arial" w:hAnsi="Arial" w:cs="Arial"/>
+              </w:rPr>
+            </w:pPr>
+          </w:p>
+        </w:tc>
+        <w:tc>
+          <w:tcPr>
+            <w:tcW w:w="2615" w:type="dxa"/>
+            <w:vAlign w:val="center"/>
+          </w:tcPr>
+          <w:p>
+            <w:pPr>
+              <w:pStyle w:val="NoSpacing"/>
+              <w:jc w:val="center"/>
+              <w:rPr>
+                <w:rFonts w:ascii="Arial" w:hAnsi="Arial" w:cs="Arial"/>
+              </w:rPr>
+            </w:pPr>
+          </w:p>
+        </w:tc>
+      </w:tr>
+      <w:tr>
+        <w:trPr>
+          <w:trHeight w:val="636"/>
+          <w:jc w:val="center"/>
+        </w:trPr>
+        <w:tc>
+          <w:tcPr>
+            <w:tcW w:w="445" w:type="dxa"/>
+            <w:vAlign w:val="center"/>
+          </w:tcPr>
+          <w:p>
+            <w:pPr>
+              <w:pStyle w:val="NoSpacing"/>
+              <w:jc w:val="center"/>
+              <w:rPr>
+                <w:rFonts w:ascii="Arial" w:hAnsi="Arial" w:cs="Arial"/>
+              </w:rPr>
+            </w:pPr>
+            <w:r>
+              <w:rPr>
+                <w:rFonts w:ascii="Arial" w:hAnsi="Arial" w:cs="Arial"/>
+              </w:rPr>
+              <w:t>5</w:t>
+            </w:r>
+          </w:p>
+        </w:tc>
+        <w:tc>
+          <w:tcPr>
+            <w:tcW w:w="2255" w:type="dxa"/>
+            <w:vAlign w:val="center"/>
+          </w:tcPr>
+          <w:p>
+            <w:pPr>
+              <w:pStyle w:val="NoSpacing"/>
+              <w:jc w:val="center"/>
+              <w:rPr>
+                <w:rFonts w:ascii="Arial" w:hAnsi="Arial" w:cs="Arial"/>
+              </w:rPr>
+            </w:pPr>
+          </w:p>
+        </w:tc>
+        <w:tc>
+          <w:tcPr>
+            <w:tcW w:w="2160" w:type="dxa"/>
+            <w:vAlign w:val="center"/>
+          </w:tcPr>
+          <w:p>
+            <w:pPr>
+              <w:pStyle w:val="NoSpacing"/>
+              <w:jc w:val="center"/>
+              <w:rPr>
+                <w:rFonts w:ascii="Arial" w:hAnsi="Arial" w:cs="Arial"/>
+              </w:rPr>
+            </w:pPr>
+          </w:p>
+        </w:tc>
+        <w:tc>
+          <w:tcPr>
+            <w:tcW w:w="2695" w:type="dxa"/>
+            <w:vAlign w:val="center"/>
+          </w:tcPr>
+          <w:p>
+            <w:pPr>
+              <w:pStyle w:val="NoSpacing"/>
+              <w:jc w:val="center"/>
+              <w:rPr>
+                <w:rFonts w:ascii="Arial" w:hAnsi="Arial" w:cs="Arial"/>
+              </w:rPr>
+            </w:pPr>
+          </w:p>
+        </w:tc>
+        <w:tc>
+          <w:tcPr>
+            <w:tcW w:w="2615" w:type="dxa"/>
+            <w:vAlign w:val="center"/>
           </w:tcPr>
           <w:p>
             <w:pPr>
